--- a/publication/supplementary/supplementary_material.docx
+++ b/publication/supplementary/supplementary_material.docx
@@ -13,6 +13,11 @@
     <w:p>
       <w:r>
         <w:t>Hidden field overlap, incomplete reference annotation and label conversion errors in cervical-cell detection: a retrospective multi-source study with external evaluation</w:t>
+      </w:r>
+    </w:p>
+    <w:p>
+      <w:r>
+        <w:t>Abu Suraih Sakhri (abusuraihsakhri@gmail.com)</w:t>
       </w:r>
     </w:p>
     <w:p>
